--- a/zht/docx/050.content.docx
+++ b/zht/docx/050.content.docx
@@ -434,234 +434,174 @@
           <w:lang w:val="zh_TW" w:bidi="zh_TW"/>
         </w:rPr>
       </w:r>
-      <w:hyperlink r:id="rId13">
-        <w:r>
-          <w:rPr>
-            <w:lang w:val="zh_TW" w:bidi="zh_TW"/>
-          </w:rPr>
-          <w:rPr>
-            <w:color w:val="0000EE"/>
-            <w:u w:val="single"/>
-          </w:rPr>
-          <w:t>撒母耳記下12:3</w:t>
-        </w:r>
-      </w:hyperlink>
-    </w:p>
-    <w:p>
-      <w:pPr>
-        <w:pStyle w:val="ListBullet"/>
-        <w:spacing w:line="240" w:lineRule="auto"/>
-        <w:ind w:left="720"/>
-      </w:pPr>
-      <w:r>
-        <w:rPr>
-          <w:lang w:val="zh_TW" w:bidi="zh_TW"/>
-        </w:rPr>
-      </w:r>
-      <w:hyperlink r:id="rId14">
-        <w:r>
-          <w:rPr>
-            <w:lang w:val="zh_TW" w:bidi="zh_TW"/>
-          </w:rPr>
-          <w:rPr>
-            <w:color w:val="0000EE"/>
-            <w:u w:val="single"/>
-          </w:rPr>
-          <w:t>以斯拉記8:35–36</w:t>
-        </w:r>
-      </w:hyperlink>
-    </w:p>
-    <w:p>
-      <w:pPr>
-        <w:pStyle w:val="ListBullet"/>
-        <w:spacing w:line="240" w:lineRule="auto"/>
-        <w:ind w:left="720"/>
-      </w:pPr>
-      <w:r>
-        <w:rPr>
-          <w:lang w:val="zh_TW" w:bidi="zh_TW"/>
-        </w:rPr>
-      </w:r>
-      <w:hyperlink r:id="rId15">
-        <w:r>
-          <w:rPr>
-            <w:lang w:val="zh_TW" w:bidi="zh_TW"/>
-          </w:rPr>
-          <w:rPr>
-            <w:color w:val="0000EE"/>
-            <w:u w:val="single"/>
-          </w:rPr>
-          <w:t>以賽亞書66:3</w:t>
-        </w:r>
-      </w:hyperlink>
-    </w:p>
-    <w:p>
-      <w:pPr>
-        <w:pStyle w:val="ListBullet"/>
-        <w:spacing w:line="240" w:lineRule="auto"/>
-        <w:ind w:left="720"/>
-      </w:pPr>
-      <w:r>
-        <w:rPr>
-          <w:lang w:val="zh_TW" w:bidi="zh_TW"/>
-        </w:rPr>
-      </w:r>
-      <w:hyperlink r:id="rId16">
-        <w:r>
-          <w:rPr>
-            <w:lang w:val="zh_TW" w:bidi="zh_TW"/>
-          </w:rPr>
-          <w:rPr>
-            <w:color w:val="0000EE"/>
-            <w:u w:val="single"/>
-          </w:rPr>
-          <w:t>耶利米書11:19</w:t>
-        </w:r>
-      </w:hyperlink>
-    </w:p>
-    <w:p>
-      <w:pPr>
-        <w:pStyle w:val="ListBullet"/>
-        <w:spacing w:line="240" w:lineRule="auto"/>
-        <w:ind w:left="720"/>
-      </w:pPr>
-      <w:r>
-        <w:rPr>
-          <w:lang w:val="zh_TW" w:bidi="zh_TW"/>
-        </w:rPr>
-      </w:r>
-      <w:hyperlink r:id="rId17">
-        <w:r>
-          <w:rPr>
-            <w:lang w:val="zh_TW" w:bidi="zh_TW"/>
-          </w:rPr>
-          <w:rPr>
-            <w:color w:val="0000EE"/>
-            <w:u w:val="single"/>
-          </w:rPr>
-          <w:t>約翰福音1:29</w:t>
-        </w:r>
-      </w:hyperlink>
-    </w:p>
-    <w:p>
-      <w:pPr>
-        <w:pStyle w:val="ListBullet"/>
-        <w:spacing w:line="240" w:lineRule="auto"/>
-        <w:ind w:left="720"/>
-      </w:pPr>
-      <w:r>
-        <w:rPr>
-          <w:lang w:val="zh_TW" w:bidi="zh_TW"/>
-        </w:rPr>
-      </w:r>
-      <w:hyperlink r:id="rId18">
-        <w:r>
-          <w:rPr>
-            <w:lang w:val="zh_TW" w:bidi="zh_TW"/>
-          </w:rPr>
-          <w:rPr>
-            <w:color w:val="0000EE"/>
-            <w:u w:val="single"/>
-          </w:rPr>
-          <w:t>約翰福音1:36</w:t>
-        </w:r>
-      </w:hyperlink>
-    </w:p>
-    <w:p>
-      <w:pPr>
-        <w:pStyle w:val="ListBullet"/>
-        <w:spacing w:line="240" w:lineRule="auto"/>
-        <w:ind w:left="720"/>
-      </w:pPr>
-      <w:r>
-        <w:rPr>
-          <w:lang w:val="zh_TW" w:bidi="zh_TW"/>
-        </w:rPr>
-      </w:r>
-      <w:hyperlink r:id="rId19">
-        <w:r>
-          <w:rPr>
-            <w:lang w:val="zh_TW" w:bidi="zh_TW"/>
-          </w:rPr>
-          <w:rPr>
-            <w:color w:val="0000EE"/>
-            <w:u w:val="single"/>
-          </w:rPr>
-          <w:t>利未記14:21–23</w:t>
-        </w:r>
-      </w:hyperlink>
-    </w:p>
-    <w:p>
-      <w:pPr>
-        <w:pStyle w:val="ListBullet"/>
-        <w:spacing w:line="240" w:lineRule="auto"/>
-        <w:ind w:left="720"/>
-      </w:pPr>
-      <w:r>
-        <w:rPr>
-          <w:lang w:val="zh_TW" w:bidi="zh_TW"/>
-        </w:rPr>
-      </w:r>
-      <w:hyperlink r:id="rId20">
-        <w:r>
-          <w:rPr>
-            <w:lang w:val="zh_TW" w:bidi="zh_TW"/>
-          </w:rPr>
-          <w:rPr>
-            <w:color w:val="0000EE"/>
-            <w:u w:val="single"/>
-          </w:rPr>
-          <w:t>利未記17:1–4</w:t>
-        </w:r>
-      </w:hyperlink>
-    </w:p>
-    <w:p>
-      <w:pPr>
-        <w:pStyle w:val="ListBullet"/>
-        <w:spacing w:line="240" w:lineRule="auto"/>
-        <w:ind w:left="720"/>
-      </w:pPr>
-      <w:r>
-        <w:rPr>
-          <w:lang w:val="zh_TW" w:bidi="zh_TW"/>
-        </w:rPr>
-      </w:r>
-      <w:hyperlink r:id="rId21">
-        <w:r>
-          <w:rPr>
-            <w:lang w:val="zh_TW" w:bidi="zh_TW"/>
-          </w:rPr>
-          <w:rPr>
-            <w:color w:val="0000EE"/>
-            <w:u w:val="single"/>
-          </w:rPr>
-          <w:t>路加福音10:3</w:t>
-        </w:r>
-      </w:hyperlink>
-    </w:p>
-    <w:p>
-      <w:pPr>
-        <w:pStyle w:val="ListBullet"/>
-        <w:spacing w:line="240" w:lineRule="auto"/>
-        <w:ind w:left="720"/>
-      </w:pPr>
-      <w:r>
-        <w:rPr>
-          <w:lang w:val="zh_TW" w:bidi="zh_TW"/>
-        </w:rPr>
-      </w:r>
-      <w:hyperlink r:id="rId22">
-        <w:r>
-          <w:rPr>
-            <w:lang w:val="zh_TW" w:bidi="zh_TW"/>
-          </w:rPr>
-          <w:rPr>
-            <w:color w:val="0000EE"/>
-            <w:u w:val="single"/>
-          </w:rPr>
-          <w:t>啟示錄15:3–4</w:t>
-        </w:r>
-      </w:hyperlink>
+      <w:r>
+        <w:rPr>
+          <w:lang w:val="zh_TW" w:bidi="zh_TW"/>
+        </w:rPr>
+        <w:t>撒母耳記下12:3</w:t>
+      </w:r>
+    </w:p>
+    <w:p>
+      <w:pPr>
+        <w:pStyle w:val="ListBullet"/>
+        <w:spacing w:line="240" w:lineRule="auto"/>
+        <w:ind w:left="720"/>
+      </w:pPr>
+      <w:r>
+        <w:rPr>
+          <w:lang w:val="zh_TW" w:bidi="zh_TW"/>
+        </w:rPr>
+      </w:r>
+      <w:r>
+        <w:rPr>
+          <w:lang w:val="zh_TW" w:bidi="zh_TW"/>
+        </w:rPr>
+        <w:t>以斯拉記8:35–36</w:t>
+      </w:r>
+    </w:p>
+    <w:p>
+      <w:pPr>
+        <w:pStyle w:val="ListBullet"/>
+        <w:spacing w:line="240" w:lineRule="auto"/>
+        <w:ind w:left="720"/>
+      </w:pPr>
+      <w:r>
+        <w:rPr>
+          <w:lang w:val="zh_TW" w:bidi="zh_TW"/>
+        </w:rPr>
+      </w:r>
+      <w:r>
+        <w:rPr>
+          <w:lang w:val="zh_TW" w:bidi="zh_TW"/>
+        </w:rPr>
+        <w:t>以賽亞書66:3</w:t>
+      </w:r>
+    </w:p>
+    <w:p>
+      <w:pPr>
+        <w:pStyle w:val="ListBullet"/>
+        <w:spacing w:line="240" w:lineRule="auto"/>
+        <w:ind w:left="720"/>
+      </w:pPr>
+      <w:r>
+        <w:rPr>
+          <w:lang w:val="zh_TW" w:bidi="zh_TW"/>
+        </w:rPr>
+      </w:r>
+      <w:r>
+        <w:rPr>
+          <w:lang w:val="zh_TW" w:bidi="zh_TW"/>
+        </w:rPr>
+        <w:t>耶利米書11:19</w:t>
+      </w:r>
+    </w:p>
+    <w:p>
+      <w:pPr>
+        <w:pStyle w:val="ListBullet"/>
+        <w:spacing w:line="240" w:lineRule="auto"/>
+        <w:ind w:left="720"/>
+      </w:pPr>
+      <w:r>
+        <w:rPr>
+          <w:lang w:val="zh_TW" w:bidi="zh_TW"/>
+        </w:rPr>
+      </w:r>
+      <w:r>
+        <w:rPr>
+          <w:lang w:val="zh_TW" w:bidi="zh_TW"/>
+        </w:rPr>
+        <w:t>約翰福音1:29</w:t>
+      </w:r>
+    </w:p>
+    <w:p>
+      <w:pPr>
+        <w:pStyle w:val="ListBullet"/>
+        <w:spacing w:line="240" w:lineRule="auto"/>
+        <w:ind w:left="720"/>
+      </w:pPr>
+      <w:r>
+        <w:rPr>
+          <w:lang w:val="zh_TW" w:bidi="zh_TW"/>
+        </w:rPr>
+      </w:r>
+      <w:r>
+        <w:rPr>
+          <w:lang w:val="zh_TW" w:bidi="zh_TW"/>
+        </w:rPr>
+        <w:t>約翰福音1:36</w:t>
+      </w:r>
+    </w:p>
+    <w:p>
+      <w:pPr>
+        <w:pStyle w:val="ListBullet"/>
+        <w:spacing w:line="240" w:lineRule="auto"/>
+        <w:ind w:left="720"/>
+      </w:pPr>
+      <w:r>
+        <w:rPr>
+          <w:lang w:val="zh_TW" w:bidi="zh_TW"/>
+        </w:rPr>
+      </w:r>
+      <w:r>
+        <w:rPr>
+          <w:lang w:val="zh_TW" w:bidi="zh_TW"/>
+        </w:rPr>
+        <w:t>利未記14:21–23</w:t>
+      </w:r>
+    </w:p>
+    <w:p>
+      <w:pPr>
+        <w:pStyle w:val="ListBullet"/>
+        <w:spacing w:line="240" w:lineRule="auto"/>
+        <w:ind w:left="720"/>
+      </w:pPr>
+      <w:r>
+        <w:rPr>
+          <w:lang w:val="zh_TW" w:bidi="zh_TW"/>
+        </w:rPr>
+      </w:r>
+      <w:r>
+        <w:rPr>
+          <w:lang w:val="zh_TW" w:bidi="zh_TW"/>
+        </w:rPr>
+        <w:t>利未記17:1–4</w:t>
+      </w:r>
+    </w:p>
+    <w:p>
+      <w:pPr>
+        <w:pStyle w:val="ListBullet"/>
+        <w:spacing w:line="240" w:lineRule="auto"/>
+        <w:ind w:left="720"/>
+      </w:pPr>
+      <w:r>
+        <w:rPr>
+          <w:lang w:val="zh_TW" w:bidi="zh_TW"/>
+        </w:rPr>
+      </w:r>
+      <w:r>
+        <w:rPr>
+          <w:lang w:val="zh_TW" w:bidi="zh_TW"/>
+        </w:rPr>
+        <w:t>路加福音10:3</w:t>
+      </w:r>
+    </w:p>
+    <w:p>
+      <w:pPr>
+        <w:pStyle w:val="ListBullet"/>
+        <w:spacing w:line="240" w:lineRule="auto"/>
+        <w:ind w:left="720"/>
+      </w:pPr>
+      <w:r>
+        <w:rPr>
+          <w:lang w:val="zh_TW" w:bidi="zh_TW"/>
+        </w:rPr>
+      </w:r>
+      <w:r>
+        <w:rPr>
+          <w:lang w:val="zh_TW" w:bidi="zh_TW"/>
+        </w:rPr>
+        <w:t>啟示錄15:3–4</w:t>
+      </w:r>
     </w:p>
     <w:p>
       <w:pPr>
@@ -1178,114 +1118,84 @@
           <w:lang w:val="zh_TW" w:bidi="zh_TW"/>
         </w:rPr>
       </w:r>
-      <w:hyperlink r:id="rId23">
-        <w:r>
-          <w:rPr>
-            <w:lang w:val="zh_TW" w:bidi="zh_TW"/>
-          </w:rPr>
-          <w:rPr>
-            <w:color w:val="0000EE"/>
-            <w:u w:val="single"/>
-          </w:rPr>
-          <w:t>提摩太後書3:1–4</w:t>
-        </w:r>
-      </w:hyperlink>
-    </w:p>
-    <w:p>
-      <w:pPr>
-        <w:pStyle w:val="ListBullet"/>
-        <w:spacing w:line="240" w:lineRule="auto"/>
-        <w:ind w:left="720"/>
-      </w:pPr>
-      <w:r>
-        <w:rPr>
-          <w:lang w:val="zh_TW" w:bidi="zh_TW"/>
-        </w:rPr>
-      </w:r>
-      <w:hyperlink r:id="rId24">
-        <w:r>
-          <w:rPr>
-            <w:lang w:val="zh_TW" w:bidi="zh_TW"/>
-          </w:rPr>
-          <w:rPr>
-            <w:color w:val="0000EE"/>
-            <w:u w:val="single"/>
-          </w:rPr>
-          <w:t>以賽亞書2:17</w:t>
-        </w:r>
-      </w:hyperlink>
-    </w:p>
-    <w:p>
-      <w:pPr>
-        <w:pStyle w:val="ListBullet"/>
-        <w:spacing w:line="240" w:lineRule="auto"/>
-        <w:ind w:left="720"/>
-      </w:pPr>
-      <w:r>
-        <w:rPr>
-          <w:lang w:val="zh_TW" w:bidi="zh_TW"/>
-        </w:rPr>
-      </w:r>
-      <w:hyperlink r:id="rId25">
-        <w:r>
-          <w:rPr>
-            <w:lang w:val="zh_TW" w:bidi="zh_TW"/>
-          </w:rPr>
-          <w:rPr>
-            <w:color w:val="0000EE"/>
-            <w:u w:val="single"/>
-          </w:rPr>
-          <w:t>箴言16:18</w:t>
-        </w:r>
-      </w:hyperlink>
-    </w:p>
-    <w:p>
-      <w:pPr>
-        <w:pStyle w:val="ListBullet"/>
-        <w:spacing w:line="240" w:lineRule="auto"/>
-        <w:ind w:left="720"/>
-      </w:pPr>
-      <w:r>
-        <w:rPr>
-          <w:lang w:val="zh_TW" w:bidi="zh_TW"/>
-        </w:rPr>
-      </w:r>
-      <w:hyperlink r:id="rId26">
-        <w:r>
-          <w:rPr>
-            <w:lang w:val="zh_TW" w:bidi="zh_TW"/>
-          </w:rPr>
-          <w:rPr>
-            <w:color w:val="0000EE"/>
-            <w:u w:val="single"/>
-          </w:rPr>
-          <w:t>箴言21:24</w:t>
-        </w:r>
-      </w:hyperlink>
-    </w:p>
-    <w:p>
-      <w:pPr>
-        <w:pStyle w:val="ListBullet"/>
-        <w:spacing w:line="240" w:lineRule="auto"/>
-        <w:ind w:left="720"/>
-      </w:pPr>
-      <w:r>
-        <w:rPr>
-          <w:lang w:val="zh_TW" w:bidi="zh_TW"/>
-        </w:rPr>
-      </w:r>
-      <w:hyperlink r:id="rId27">
-        <w:r>
-          <w:rPr>
-            <w:lang w:val="zh_TW" w:bidi="zh_TW"/>
-          </w:rPr>
-          <w:rPr>
-            <w:color w:val="0000EE"/>
-            <w:u w:val="single"/>
-          </w:rPr>
-          <w:t>詩篇131:1</w:t>
-        </w:r>
-      </w:hyperlink>
+      <w:r>
+        <w:rPr>
+          <w:lang w:val="zh_TW" w:bidi="zh_TW"/>
+        </w:rPr>
+        <w:t>提摩太後書3:1–4</w:t>
+      </w:r>
+    </w:p>
+    <w:p>
+      <w:pPr>
+        <w:pStyle w:val="ListBullet"/>
+        <w:spacing w:line="240" w:lineRule="auto"/>
+        <w:ind w:left="720"/>
+      </w:pPr>
+      <w:r>
+        <w:rPr>
+          <w:lang w:val="zh_TW" w:bidi="zh_TW"/>
+        </w:rPr>
+      </w:r>
+      <w:r>
+        <w:rPr>
+          <w:lang w:val="zh_TW" w:bidi="zh_TW"/>
+        </w:rPr>
+        <w:t>以賽亞書2:17</w:t>
+      </w:r>
+    </w:p>
+    <w:p>
+      <w:pPr>
+        <w:pStyle w:val="ListBullet"/>
+        <w:spacing w:line="240" w:lineRule="auto"/>
+        <w:ind w:left="720"/>
+      </w:pPr>
+      <w:r>
+        <w:rPr>
+          <w:lang w:val="zh_TW" w:bidi="zh_TW"/>
+        </w:rPr>
+      </w:r>
+      <w:r>
+        <w:rPr>
+          <w:lang w:val="zh_TW" w:bidi="zh_TW"/>
+        </w:rPr>
+        <w:t>箴言16:18</w:t>
+      </w:r>
+    </w:p>
+    <w:p>
+      <w:pPr>
+        <w:pStyle w:val="ListBullet"/>
+        <w:spacing w:line="240" w:lineRule="auto"/>
+        <w:ind w:left="720"/>
+      </w:pPr>
+      <w:r>
+        <w:rPr>
+          <w:lang w:val="zh_TW" w:bidi="zh_TW"/>
+        </w:rPr>
+      </w:r>
+      <w:r>
+        <w:rPr>
+          <w:lang w:val="zh_TW" w:bidi="zh_TW"/>
+        </w:rPr>
+        <w:t>箴言21:24</w:t>
+      </w:r>
+    </w:p>
+    <w:p>
+      <w:pPr>
+        <w:pStyle w:val="ListBullet"/>
+        <w:spacing w:line="240" w:lineRule="auto"/>
+        <w:ind w:left="720"/>
+      </w:pPr>
+      <w:r>
+        <w:rPr>
+          <w:lang w:val="zh_TW" w:bidi="zh_TW"/>
+        </w:rPr>
+      </w:r>
+      <w:r>
+        <w:rPr>
+          <w:lang w:val="zh_TW" w:bidi="zh_TW"/>
+        </w:rPr>
+        <w:t>詩篇131:1</w:t>
+      </w:r>
     </w:p>
     <w:p>
       <w:pPr>
@@ -1584,114 +1494,84 @@
           <w:lang w:val="zh_TW" w:bidi="zh_TW"/>
         </w:rPr>
       </w:r>
-      <w:hyperlink r:id="rId28">
-        <w:r>
-          <w:rPr>
-            <w:lang w:val="zh_TW" w:bidi="zh_TW"/>
-          </w:rPr>
-          <w:rPr>
-            <w:color w:val="0000EE"/>
-            <w:u w:val="single"/>
-          </w:rPr>
-          <w:t>彼得前書5:5–7</w:t>
-        </w:r>
-      </w:hyperlink>
-    </w:p>
-    <w:p>
-      <w:pPr>
-        <w:pStyle w:val="ListBullet"/>
-        <w:spacing w:line="240" w:lineRule="auto"/>
-        <w:ind w:left="720"/>
-      </w:pPr>
-      <w:r>
-        <w:rPr>
-          <w:lang w:val="zh_TW" w:bidi="zh_TW"/>
-        </w:rPr>
-      </w:r>
-      <w:hyperlink r:id="rId29">
-        <w:r>
-          <w:rPr>
-            <w:lang w:val="zh_TW" w:bidi="zh_TW"/>
-          </w:rPr>
-          <w:rPr>
-            <w:color w:val="0000EE"/>
-            <w:u w:val="single"/>
-          </w:rPr>
-          <w:t>撒母耳記下22:47</w:t>
-        </w:r>
-      </w:hyperlink>
-    </w:p>
-    <w:p>
-      <w:pPr>
-        <w:pStyle w:val="ListBullet"/>
-        <w:spacing w:line="240" w:lineRule="auto"/>
-        <w:ind w:left="720"/>
-      </w:pPr>
-      <w:r>
-        <w:rPr>
-          <w:lang w:val="zh_TW" w:bidi="zh_TW"/>
-        </w:rPr>
-      </w:r>
-      <w:hyperlink r:id="rId30">
-        <w:r>
-          <w:rPr>
-            <w:lang w:val="zh_TW" w:bidi="zh_TW"/>
-          </w:rPr>
-          <w:rPr>
-            <w:color w:val="0000EE"/>
-            <w:u w:val="single"/>
-          </w:rPr>
-          <w:t>使徒行傳5:31</w:t>
-        </w:r>
-      </w:hyperlink>
-    </w:p>
-    <w:p>
-      <w:pPr>
-        <w:pStyle w:val="ListBullet"/>
-        <w:spacing w:line="240" w:lineRule="auto"/>
-        <w:ind w:left="720"/>
-      </w:pPr>
-      <w:r>
-        <w:rPr>
-          <w:lang w:val="zh_TW" w:bidi="zh_TW"/>
-        </w:rPr>
-      </w:r>
-      <w:hyperlink r:id="rId31">
-        <w:r>
-          <w:rPr>
-            <w:lang w:val="zh_TW" w:bidi="zh_TW"/>
-          </w:rPr>
-          <w:rPr>
-            <w:color w:val="0000EE"/>
-            <w:u w:val="single"/>
-          </w:rPr>
-          <w:t>腓立比書2:9–11</w:t>
-        </w:r>
-      </w:hyperlink>
-    </w:p>
-    <w:p>
-      <w:pPr>
-        <w:pStyle w:val="ListBullet"/>
-        <w:spacing w:line="240" w:lineRule="auto"/>
-        <w:ind w:left="720"/>
-      </w:pPr>
-      <w:r>
-        <w:rPr>
-          <w:lang w:val="zh_TW" w:bidi="zh_TW"/>
-        </w:rPr>
-      </w:r>
-      <w:hyperlink r:id="rId32">
-        <w:r>
-          <w:rPr>
-            <w:lang w:val="zh_TW" w:bidi="zh_TW"/>
-          </w:rPr>
-          <w:rPr>
-            <w:color w:val="0000EE"/>
-            <w:u w:val="single"/>
-          </w:rPr>
-          <w:t>詩篇18:46</w:t>
-        </w:r>
-      </w:hyperlink>
+      <w:r>
+        <w:rPr>
+          <w:lang w:val="zh_TW" w:bidi="zh_TW"/>
+        </w:rPr>
+        <w:t>彼得前書5:5–7</w:t>
+      </w:r>
+    </w:p>
+    <w:p>
+      <w:pPr>
+        <w:pStyle w:val="ListBullet"/>
+        <w:spacing w:line="240" w:lineRule="auto"/>
+        <w:ind w:left="720"/>
+      </w:pPr>
+      <w:r>
+        <w:rPr>
+          <w:lang w:val="zh_TW" w:bidi="zh_TW"/>
+        </w:rPr>
+      </w:r>
+      <w:r>
+        <w:rPr>
+          <w:lang w:val="zh_TW" w:bidi="zh_TW"/>
+        </w:rPr>
+        <w:t>撒母耳記下22:47</w:t>
+      </w:r>
+    </w:p>
+    <w:p>
+      <w:pPr>
+        <w:pStyle w:val="ListBullet"/>
+        <w:spacing w:line="240" w:lineRule="auto"/>
+        <w:ind w:left="720"/>
+      </w:pPr>
+      <w:r>
+        <w:rPr>
+          <w:lang w:val="zh_TW" w:bidi="zh_TW"/>
+        </w:rPr>
+      </w:r>
+      <w:r>
+        <w:rPr>
+          <w:lang w:val="zh_TW" w:bidi="zh_TW"/>
+        </w:rPr>
+        <w:t>使徒行傳5:31</w:t>
+      </w:r>
+    </w:p>
+    <w:p>
+      <w:pPr>
+        <w:pStyle w:val="ListBullet"/>
+        <w:spacing w:line="240" w:lineRule="auto"/>
+        <w:ind w:left="720"/>
+      </w:pPr>
+      <w:r>
+        <w:rPr>
+          <w:lang w:val="zh_TW" w:bidi="zh_TW"/>
+        </w:rPr>
+      </w:r>
+      <w:r>
+        <w:rPr>
+          <w:lang w:val="zh_TW" w:bidi="zh_TW"/>
+        </w:rPr>
+        <w:t>腓立比書2:9–11</w:t>
+      </w:r>
+    </w:p>
+    <w:p>
+      <w:pPr>
+        <w:pStyle w:val="ListBullet"/>
+        <w:spacing w:line="240" w:lineRule="auto"/>
+        <w:ind w:left="720"/>
+      </w:pPr>
+      <w:r>
+        <w:rPr>
+          <w:lang w:val="zh_TW" w:bidi="zh_TW"/>
+        </w:rPr>
+      </w:r>
+      <w:r>
+        <w:rPr>
+          <w:lang w:val="zh_TW" w:bidi="zh_TW"/>
+        </w:rPr>
+        <w:t>詩篇18:46</w:t>
+      </w:r>
     </w:p>
     <w:p>
       <w:pPr>
@@ -2129,186 +2009,138 @@
           <w:lang w:val="zh_TW" w:bidi="zh_TW"/>
         </w:rPr>
       </w:r>
-      <w:hyperlink r:id="rId33">
-        <w:r>
-          <w:rPr>
-            <w:lang w:val="zh_TW" w:bidi="zh_TW"/>
-          </w:rPr>
-          <w:rPr>
-            <w:color w:val="0000EE"/>
-            <w:u w:val="single"/>
-          </w:rPr>
-          <w:t>約翰一書2:20</w:t>
-        </w:r>
-      </w:hyperlink>
-    </w:p>
-    <w:p>
-      <w:pPr>
-        <w:pStyle w:val="ListBullet"/>
-        <w:spacing w:line="240" w:lineRule="auto"/>
-        <w:ind w:left="720"/>
-      </w:pPr>
-      <w:r>
-        <w:rPr>
-          <w:lang w:val="zh_TW" w:bidi="zh_TW"/>
-        </w:rPr>
-      </w:r>
-      <w:hyperlink r:id="rId34">
-        <w:r>
-          <w:rPr>
-            <w:lang w:val="zh_TW" w:bidi="zh_TW"/>
-          </w:rPr>
-          <w:rPr>
-            <w:color w:val="0000EE"/>
-            <w:u w:val="single"/>
-          </w:rPr>
-          <w:t>約翰一書2:27</w:t>
-        </w:r>
-      </w:hyperlink>
-    </w:p>
-    <w:p>
-      <w:pPr>
-        <w:pStyle w:val="ListBullet"/>
-        <w:spacing w:line="240" w:lineRule="auto"/>
-        <w:ind w:left="720"/>
-      </w:pPr>
-      <w:r>
-        <w:rPr>
-          <w:lang w:val="zh_TW" w:bidi="zh_TW"/>
-        </w:rPr>
-      </w:r>
-      <w:hyperlink r:id="rId35">
-        <w:r>
-          <w:rPr>
-            <w:lang w:val="zh_TW" w:bidi="zh_TW"/>
-          </w:rPr>
-          <w:rPr>
-            <w:color w:val="0000EE"/>
-            <w:u w:val="single"/>
-          </w:rPr>
-          <w:t>哥林多後書1:21</w:t>
-        </w:r>
-      </w:hyperlink>
-    </w:p>
-    <w:p>
-      <w:pPr>
-        <w:pStyle w:val="ListBullet"/>
-        <w:spacing w:line="240" w:lineRule="auto"/>
-        <w:ind w:left="720"/>
-      </w:pPr>
-      <w:r>
-        <w:rPr>
-          <w:lang w:val="zh_TW" w:bidi="zh_TW"/>
-        </w:rPr>
-      </w:r>
-      <w:hyperlink r:id="rId36">
-        <w:r>
-          <w:rPr>
-            <w:lang w:val="zh_TW" w:bidi="zh_TW"/>
-          </w:rPr>
-          <w:rPr>
-            <w:color w:val="0000EE"/>
-            <w:u w:val="single"/>
-          </w:rPr>
-          <w:t>撒母耳記上16:2–3</w:t>
-        </w:r>
-      </w:hyperlink>
-    </w:p>
-    <w:p>
-      <w:pPr>
-        <w:pStyle w:val="ListBullet"/>
-        <w:spacing w:line="240" w:lineRule="auto"/>
-        <w:ind w:left="720"/>
-      </w:pPr>
-      <w:r>
-        <w:rPr>
-          <w:lang w:val="zh_TW" w:bidi="zh_TW"/>
-        </w:rPr>
-      </w:r>
-      <w:hyperlink r:id="rId37">
-        <w:r>
-          <w:rPr>
-            <w:lang w:val="zh_TW" w:bidi="zh_TW"/>
-          </w:rPr>
-          <w:rPr>
-            <w:color w:val="0000EE"/>
-            <w:u w:val="single"/>
-          </w:rPr>
-          <w:t>使徒行傳4:27–28</w:t>
-        </w:r>
-      </w:hyperlink>
-    </w:p>
-    <w:p>
-      <w:pPr>
-        <w:pStyle w:val="ListBullet"/>
-        <w:spacing w:line="240" w:lineRule="auto"/>
-        <w:ind w:left="720"/>
-      </w:pPr>
-      <w:r>
-        <w:rPr>
-          <w:lang w:val="zh_TW" w:bidi="zh_TW"/>
-        </w:rPr>
-      </w:r>
-      <w:hyperlink r:id="rId38">
-        <w:r>
-          <w:rPr>
-            <w:lang w:val="zh_TW" w:bidi="zh_TW"/>
-          </w:rPr>
-          <w:rPr>
-            <w:color w:val="0000EE"/>
-            <w:u w:val="single"/>
-          </w:rPr>
-          <w:t>阿摩司書6:5–6</w:t>
-        </w:r>
-      </w:hyperlink>
-    </w:p>
-    <w:p>
-      <w:pPr>
-        <w:pStyle w:val="ListBullet"/>
-        <w:spacing w:line="240" w:lineRule="auto"/>
-        <w:ind w:left="720"/>
-      </w:pPr>
-      <w:r>
-        <w:rPr>
-          <w:lang w:val="zh_TW" w:bidi="zh_TW"/>
-        </w:rPr>
-      </w:r>
-      <w:hyperlink r:id="rId39">
-        <w:r>
-          <w:rPr>
-            <w:lang w:val="zh_TW" w:bidi="zh_TW"/>
-          </w:rPr>
-          <w:rPr>
-            <w:color w:val="0000EE"/>
-            <w:u w:val="single"/>
-          </w:rPr>
-          <w:t>出埃及記29:5–7</w:t>
-        </w:r>
-      </w:hyperlink>
-    </w:p>
-    <w:p>
-      <w:pPr>
-        <w:pStyle w:val="ListBullet"/>
-        <w:spacing w:line="240" w:lineRule="auto"/>
-        <w:ind w:left="720"/>
-      </w:pPr>
-      <w:r>
-        <w:rPr>
-          <w:lang w:val="zh_TW" w:bidi="zh_TW"/>
-        </w:rPr>
-      </w:r>
-      <w:hyperlink r:id="rId40">
-        <w:r>
-          <w:rPr>
-            <w:lang w:val="zh_TW" w:bidi="zh_TW"/>
-          </w:rPr>
-          <w:rPr>
-            <w:color w:val="0000EE"/>
-            <w:u w:val="single"/>
-          </w:rPr>
-          <w:t>雅各書5:13–15</w:t>
-        </w:r>
-      </w:hyperlink>
+      <w:r>
+        <w:rPr>
+          <w:lang w:val="zh_TW" w:bidi="zh_TW"/>
+        </w:rPr>
+        <w:t>約翰一書2:20</w:t>
+      </w:r>
+    </w:p>
+    <w:p>
+      <w:pPr>
+        <w:pStyle w:val="ListBullet"/>
+        <w:spacing w:line="240" w:lineRule="auto"/>
+        <w:ind w:left="720"/>
+      </w:pPr>
+      <w:r>
+        <w:rPr>
+          <w:lang w:val="zh_TW" w:bidi="zh_TW"/>
+        </w:rPr>
+      </w:r>
+      <w:r>
+        <w:rPr>
+          <w:lang w:val="zh_TW" w:bidi="zh_TW"/>
+        </w:rPr>
+        <w:t>約翰一書2:27</w:t>
+      </w:r>
+    </w:p>
+    <w:p>
+      <w:pPr>
+        <w:pStyle w:val="ListBullet"/>
+        <w:spacing w:line="240" w:lineRule="auto"/>
+        <w:ind w:left="720"/>
+      </w:pPr>
+      <w:r>
+        <w:rPr>
+          <w:lang w:val="zh_TW" w:bidi="zh_TW"/>
+        </w:rPr>
+      </w:r>
+      <w:r>
+        <w:rPr>
+          <w:lang w:val="zh_TW" w:bidi="zh_TW"/>
+        </w:rPr>
+        <w:t>哥林多後書1:21</w:t>
+      </w:r>
+    </w:p>
+    <w:p>
+      <w:pPr>
+        <w:pStyle w:val="ListBullet"/>
+        <w:spacing w:line="240" w:lineRule="auto"/>
+        <w:ind w:left="720"/>
+      </w:pPr>
+      <w:r>
+        <w:rPr>
+          <w:lang w:val="zh_TW" w:bidi="zh_TW"/>
+        </w:rPr>
+      </w:r>
+      <w:r>
+        <w:rPr>
+          <w:lang w:val="zh_TW" w:bidi="zh_TW"/>
+        </w:rPr>
+        <w:t>撒母耳記上16:2–3</w:t>
+      </w:r>
+    </w:p>
+    <w:p>
+      <w:pPr>
+        <w:pStyle w:val="ListBullet"/>
+        <w:spacing w:line="240" w:lineRule="auto"/>
+        <w:ind w:left="720"/>
+      </w:pPr>
+      <w:r>
+        <w:rPr>
+          <w:lang w:val="zh_TW" w:bidi="zh_TW"/>
+        </w:rPr>
+      </w:r>
+      <w:r>
+        <w:rPr>
+          <w:lang w:val="zh_TW" w:bidi="zh_TW"/>
+        </w:rPr>
+        <w:t>使徒行傳4:27–28</w:t>
+      </w:r>
+    </w:p>
+    <w:p>
+      <w:pPr>
+        <w:pStyle w:val="ListBullet"/>
+        <w:spacing w:line="240" w:lineRule="auto"/>
+        <w:ind w:left="720"/>
+      </w:pPr>
+      <w:r>
+        <w:rPr>
+          <w:lang w:val="zh_TW" w:bidi="zh_TW"/>
+        </w:rPr>
+      </w:r>
+      <w:r>
+        <w:rPr>
+          <w:lang w:val="zh_TW" w:bidi="zh_TW"/>
+        </w:rPr>
+        <w:t>阿摩司書6:5–6</w:t>
+      </w:r>
+    </w:p>
+    <w:p>
+      <w:pPr>
+        <w:pStyle w:val="ListBullet"/>
+        <w:spacing w:line="240" w:lineRule="auto"/>
+        <w:ind w:left="720"/>
+      </w:pPr>
+      <w:r>
+        <w:rPr>
+          <w:lang w:val="zh_TW" w:bidi="zh_TW"/>
+        </w:rPr>
+      </w:r>
+      <w:r>
+        <w:rPr>
+          <w:lang w:val="zh_TW" w:bidi="zh_TW"/>
+        </w:rPr>
+        <w:t>出埃及記29:5–7</w:t>
+      </w:r>
+    </w:p>
+    <w:p>
+      <w:pPr>
+        <w:pStyle w:val="ListBullet"/>
+        <w:spacing w:line="240" w:lineRule="auto"/>
+        <w:ind w:left="720"/>
+      </w:pPr>
+      <w:r>
+        <w:rPr>
+          <w:lang w:val="zh_TW" w:bidi="zh_TW"/>
+        </w:rPr>
+      </w:r>
+      <w:r>
+        <w:rPr>
+          <w:lang w:val="zh_TW" w:bidi="zh_TW"/>
+        </w:rPr>
+        <w:t>雅各書5:13–15</w:t>
+      </w:r>
     </w:p>
     <w:p>
       <w:pPr>
@@ -2474,18 +2306,12 @@
           <w:lang w:val="zh_TW" w:bidi="zh_TW"/>
         </w:rPr>
       </w:r>
-      <w:hyperlink r:id="rId41">
-        <w:r>
-          <w:rPr>
-            <w:lang w:val="zh_TW" w:bidi="zh_TW"/>
-          </w:rPr>
-          <w:rPr>
-            <w:color w:val="0000EE"/>
-            <w:u w:val="single"/>
-          </w:rPr>
-          <w:t>尼希米記9:32–34</w:t>
-        </w:r>
-      </w:hyperlink>
+      <w:r>
+        <w:rPr>
+          <w:lang w:val="zh_TW" w:bidi="zh_TW"/>
+        </w:rPr>
+        <w:t>尼希米記9:32–34</w:t>
+      </w:r>
     </w:p>
     <w:p>
       <w:pPr>

--- a/zht/docx/050.content.docx
+++ b/zht/docx/050.content.docx
@@ -1069,13 +1069,353 @@
         <w:rPr>
           <w:lang w:val="zh_TW" w:bidi="zh_TW"/>
         </w:rPr>
+        <w:t>（另見：誇耀，</w:t>
+      </w:r>
+      <w:r>
+        <w:rPr>
+          <w:lang w:val="zh_TW" w:bidi="zh_TW"/>
+        </w:rPr>
+        <w:t>驕傲</w:t>
+      </w:r>
+      <w:r>
+        <w:rPr>
+          <w:lang w:val="zh_TW" w:bidi="zh_TW"/>
+        </w:rPr>
+        <w:t>）</w:t>
+      </w:r>
+    </w:p>
+    <w:p>
+      <w:pPr>
+        <w:pStyle w:val="Heading3"/>
+      </w:pPr>
+      <w:r>
+        <w:rPr>
+          <w:lang w:val="zh_TW" w:bidi="zh_TW"/>
+        </w:rPr>
+        <w:t>參考經文：</w:t>
+      </w:r>
+    </w:p>
+    <w:p>
+      <w:pPr>
+        <w:pStyle w:val="ListBullet"/>
+        <w:spacing w:line="240" w:lineRule="auto"/>
+        <w:ind w:left="720"/>
+      </w:pPr>
+      <w:r>
+        <w:rPr>
+          <w:lang w:val="zh_TW" w:bidi="zh_TW"/>
+        </w:rPr>
+      </w:r>
+      <w:r>
+        <w:rPr>
+          <w:lang w:val="zh_TW" w:bidi="zh_TW"/>
+        </w:rPr>
+        <w:t>提摩太後書3:1–4</w:t>
+      </w:r>
+    </w:p>
+    <w:p>
+      <w:pPr>
+        <w:pStyle w:val="ListBullet"/>
+        <w:spacing w:line="240" w:lineRule="auto"/>
+        <w:ind w:left="720"/>
+      </w:pPr>
+      <w:r>
+        <w:rPr>
+          <w:lang w:val="zh_TW" w:bidi="zh_TW"/>
+        </w:rPr>
+      </w:r>
+      <w:r>
+        <w:rPr>
+          <w:lang w:val="zh_TW" w:bidi="zh_TW"/>
+        </w:rPr>
+        <w:t>以賽亞書2:17</w:t>
+      </w:r>
+    </w:p>
+    <w:p>
+      <w:pPr>
+        <w:pStyle w:val="ListBullet"/>
+        <w:spacing w:line="240" w:lineRule="auto"/>
+        <w:ind w:left="720"/>
+      </w:pPr>
+      <w:r>
+        <w:rPr>
+          <w:lang w:val="zh_TW" w:bidi="zh_TW"/>
+        </w:rPr>
+      </w:r>
+      <w:r>
+        <w:rPr>
+          <w:lang w:val="zh_TW" w:bidi="zh_TW"/>
+        </w:rPr>
+        <w:t>箴言16:18</w:t>
+      </w:r>
+    </w:p>
+    <w:p>
+      <w:pPr>
+        <w:pStyle w:val="ListBullet"/>
+        <w:spacing w:line="240" w:lineRule="auto"/>
+        <w:ind w:left="720"/>
+      </w:pPr>
+      <w:r>
+        <w:rPr>
+          <w:lang w:val="zh_TW" w:bidi="zh_TW"/>
+        </w:rPr>
+      </w:r>
+      <w:r>
+        <w:rPr>
+          <w:lang w:val="zh_TW" w:bidi="zh_TW"/>
+        </w:rPr>
+        <w:t>箴言21:24</w:t>
+      </w:r>
+    </w:p>
+    <w:p>
+      <w:pPr>
+        <w:pStyle w:val="ListBullet"/>
+        <w:spacing w:line="240" w:lineRule="auto"/>
+        <w:ind w:left="720"/>
+      </w:pPr>
+      <w:r>
+        <w:rPr>
+          <w:lang w:val="zh_TW" w:bidi="zh_TW"/>
+        </w:rPr>
+      </w:r>
+      <w:r>
+        <w:rPr>
+          <w:lang w:val="zh_TW" w:bidi="zh_TW"/>
+        </w:rPr>
+        <w:t>詩篇131:1</w:t>
+      </w:r>
+    </w:p>
+    <w:p>
+      <w:pPr>
+        <w:pStyle w:val="Heading3"/>
+      </w:pPr>
+      <w:r>
+        <w:rPr>
+          <w:lang w:val="zh_TW" w:bidi="zh_TW"/>
+        </w:rPr>
+        <w:t>原文參照：</w:t>
+      </w:r>
+    </w:p>
+    <w:p>
+      <w:pPr>
+        <w:pStyle w:val="ListBullet"/>
+        <w:spacing w:line="240" w:lineRule="auto"/>
+        <w:ind w:left="720"/>
+      </w:pPr>
+      <w:r>
+        <w:rPr>
+          <w:lang w:val="zh_TW" w:bidi="zh_TW"/>
+        </w:rPr>
+      </w:r>
+      <w:r>
+        <w:rPr>
+          <w:lang w:val="zh_TW" w:bidi="zh_TW"/>
+        </w:rPr>
+        <w:t>史特朗號：H1361，H1363，H1364，H3093，H7312</w:t>
+      </w:r>
+      <w:r>
+        <w:rPr>
+          <w:lang w:val="zh_TW" w:bidi="zh_TW"/>
+        </w:rPr>
+      </w:r>
+      <w:r>
+        <w:rPr>
+          <w:lang w:val="zh_TW" w:bidi="zh_TW"/>
+        </w:rPr>
+      </w:r>
+    </w:p>
+    <w:p>
+      <w:pPr/>
+      <w:r>
+        <w:rPr>
+          <w:lang w:val="zh_TW" w:bidi="zh_TW"/>
+        </w:rPr>
+      </w:r>
+    </w:p>
+    <w:p>
+      <w:pPr>
+        <w:pStyle w:val="Heading2"/>
+      </w:pPr>
+      <w:r>
+        <w:rPr>
+          <w:lang w:val="zh_TW" w:bidi="zh_TW"/>
+        </w:rPr>
+        <w:t>高舉</w:t>
+      </w:r>
+      <w:r>
+        <w:rPr>
+          <w:lang w:val="zh_TW" w:bidi="zh_TW"/>
+        </w:rPr>
+      </w:r>
+    </w:p>
+    <w:p>
+      <w:pPr>
+        <w:pStyle w:val="Heading3"/>
+      </w:pPr>
+      <w:r>
+        <w:rPr>
+          <w:lang w:val="zh_TW" w:bidi="zh_TW"/>
+        </w:rPr>
+        <w:t>定義：</w:t>
+      </w:r>
+    </w:p>
+    <w:p>
+      <w:pPr/>
+      <w:r>
+        <w:rPr>
+          <w:lang w:val="zh_TW" w:bidi="zh_TW"/>
+        </w:rPr>
+      </w:r>
+      <w:r>
+        <w:rPr>
+          <w:lang w:val="zh_TW" w:bidi="zh_TW"/>
+        </w:rPr>
+        <w:t>「高舉」是指高度讚美和尊敬某人，也可以意味著將某人放在高位上。</w:t>
+      </w:r>
+    </w:p>
+    <w:p>
+      <w:pPr>
+        <w:pStyle w:val="ListBullet"/>
+        <w:spacing w:line="240" w:lineRule="auto"/>
+        <w:ind w:left="720"/>
+      </w:pPr>
+      <w:r>
+        <w:rPr>
+          <w:lang w:val="zh_TW" w:bidi="zh_TW"/>
+        </w:rPr>
+      </w:r>
+      <w:r>
+        <w:rPr>
+          <w:lang w:val="zh_TW" w:bidi="zh_TW"/>
+        </w:rPr>
+        <w:t>在聖經中，「高舉」這個詞最常用於尊崇神。</w:t>
+      </w:r>
+    </w:p>
+    <w:p>
+      <w:pPr>
+        <w:pStyle w:val="ListBullet"/>
+        <w:spacing w:line="240" w:lineRule="auto"/>
+        <w:ind w:left="720"/>
+      </w:pPr>
+      <w:r>
+        <w:rPr>
+          <w:lang w:val="zh_TW" w:bidi="zh_TW"/>
+        </w:rPr>
+      </w:r>
+      <w:r>
+        <w:rPr>
+          <w:lang w:val="zh_TW" w:bidi="zh_TW"/>
+        </w:rPr>
+        <w:t>當一個人自我高舉時，意味著他以驕傲或自大的態度看待自己。</w:t>
+      </w:r>
+    </w:p>
+    <w:p>
+      <w:pPr>
+        <w:pStyle w:val="Heading3"/>
+      </w:pPr>
+      <w:r>
+        <w:rPr>
+          <w:lang w:val="zh_TW" w:bidi="zh_TW"/>
+        </w:rPr>
+        <w:t>翻譯相關建議：</w:t>
+      </w:r>
+    </w:p>
+    <w:p>
+      <w:pPr>
+        <w:pStyle w:val="ListBullet"/>
+        <w:spacing w:line="240" w:lineRule="auto"/>
+        <w:ind w:left="720"/>
+      </w:pPr>
+      <w:r>
+        <w:rPr>
+          <w:lang w:val="zh_TW" w:bidi="zh_TW"/>
+        </w:rPr>
+      </w:r>
+      <w:r>
+        <w:rPr>
+          <w:lang w:val="zh_TW" w:bidi="zh_TW"/>
+        </w:rPr>
+        <w:t>「高舉」可以翻譯為「高度讚美」、或「大大尊崇」、或「頌揚」、或「高度稱讚」。</w:t>
+      </w:r>
+    </w:p>
+    <w:p>
+      <w:pPr>
+        <w:pStyle w:val="ListBullet"/>
+        <w:spacing w:line="240" w:lineRule="auto"/>
+        <w:ind w:left="720"/>
+      </w:pPr>
+      <w:r>
+        <w:rPr>
+          <w:lang w:val="zh_TW" w:bidi="zh_TW"/>
+        </w:rPr>
+      </w:r>
+      <w:r>
+        <w:rPr>
+          <w:lang w:val="zh_TW" w:bidi="zh_TW"/>
+        </w:rPr>
+        <w:t>在某些情境中，它可以翻譯為「提升地位」或「給予更多的榮耀」或「驕傲地談論」。</w:t>
+      </w:r>
+    </w:p>
+    <w:p>
+      <w:pPr>
+        <w:pStyle w:val="ListBullet"/>
+        <w:spacing w:line="240" w:lineRule="auto"/>
+        <w:ind w:left="720"/>
+      </w:pPr>
+      <w:r>
+        <w:rPr>
+          <w:lang w:val="zh_TW" w:bidi="zh_TW"/>
+        </w:rPr>
+      </w:r>
+      <w:r>
+        <w:rPr>
+          <w:lang w:val="zh_TW" w:bidi="zh_TW"/>
+        </w:rPr>
+        <w:t>「不要高舉自己」也可以翻譯為「不要自視過高」或「不要自誇」。</w:t>
+      </w:r>
+    </w:p>
+    <w:p>
+      <w:pPr>
+        <w:pStyle w:val="ListBullet"/>
+        <w:spacing w:line="240" w:lineRule="auto"/>
+        <w:ind w:left="720"/>
+      </w:pPr>
+      <w:r>
+        <w:rPr>
+          <w:lang w:val="zh_TW" w:bidi="zh_TW"/>
+        </w:rPr>
+      </w:r>
+      <w:r>
+        <w:rPr>
+          <w:lang w:val="zh_TW" w:bidi="zh_TW"/>
+        </w:rPr>
+        <w:t>「那些自我高舉的人」也可以翻譯為「那些自以為是的人」或「那些自誇的人」。</w:t>
+      </w:r>
+    </w:p>
+    <w:p>
+      <w:pPr/>
+      <w:r>
+        <w:rPr>
+          <w:lang w:val="zh_TW" w:bidi="zh_TW"/>
+        </w:rPr>
+      </w:r>
+      <w:r>
+        <w:rPr>
+          <w:lang w:val="zh_TW" w:bidi="zh_TW"/>
+        </w:rPr>
         <w:t>（另見：</w:t>
       </w:r>
       <w:r>
         <w:rPr>
           <w:lang w:val="zh_TW" w:bidi="zh_TW"/>
         </w:rPr>
-        <w:t>誇耀</w:t>
+        <w:t>讚美，</w:t>
+      </w:r>
+      <w:r>
+        <w:rPr>
+          <w:lang w:val="zh_TW" w:bidi="zh_TW"/>
+        </w:rPr>
+        <w:t>敬拜</w:t>
       </w:r>
       <w:r>
         <w:rPr>
@@ -1087,377 +1427,13 @@
         <w:rPr>
           <w:lang w:val="zh_TW" w:bidi="zh_TW"/>
         </w:rPr>
-        <w:t>驕傲</w:t>
-      </w:r>
-      <w:r>
-        <w:rPr>
-          <w:lang w:val="zh_TW" w:bidi="zh_TW"/>
-        </w:rPr>
-        <w:t>）</w:t>
-      </w:r>
-    </w:p>
-    <w:p>
-      <w:pPr>
-        <w:pStyle w:val="Heading3"/>
-      </w:pPr>
-      <w:r>
-        <w:rPr>
-          <w:lang w:val="zh_TW" w:bidi="zh_TW"/>
-        </w:rPr>
-        <w:t>參考經文：</w:t>
-      </w:r>
-    </w:p>
-    <w:p>
-      <w:pPr>
-        <w:pStyle w:val="ListBullet"/>
-        <w:spacing w:line="240" w:lineRule="auto"/>
-        <w:ind w:left="720"/>
-      </w:pPr>
-      <w:r>
-        <w:rPr>
-          <w:lang w:val="zh_TW" w:bidi="zh_TW"/>
-        </w:rPr>
-      </w:r>
-      <w:r>
-        <w:rPr>
-          <w:lang w:val="zh_TW" w:bidi="zh_TW"/>
-        </w:rPr>
-        <w:t>提摩太後書3:1–4</w:t>
-      </w:r>
-    </w:p>
-    <w:p>
-      <w:pPr>
-        <w:pStyle w:val="ListBullet"/>
-        <w:spacing w:line="240" w:lineRule="auto"/>
-        <w:ind w:left="720"/>
-      </w:pPr>
-      <w:r>
-        <w:rPr>
-          <w:lang w:val="zh_TW" w:bidi="zh_TW"/>
-        </w:rPr>
-      </w:r>
-      <w:r>
-        <w:rPr>
-          <w:lang w:val="zh_TW" w:bidi="zh_TW"/>
-        </w:rPr>
-        <w:t>以賽亞書2:17</w:t>
-      </w:r>
-    </w:p>
-    <w:p>
-      <w:pPr>
-        <w:pStyle w:val="ListBullet"/>
-        <w:spacing w:line="240" w:lineRule="auto"/>
-        <w:ind w:left="720"/>
-      </w:pPr>
-      <w:r>
-        <w:rPr>
-          <w:lang w:val="zh_TW" w:bidi="zh_TW"/>
-        </w:rPr>
-      </w:r>
-      <w:r>
-        <w:rPr>
-          <w:lang w:val="zh_TW" w:bidi="zh_TW"/>
-        </w:rPr>
-        <w:t>箴言16:18</w:t>
-      </w:r>
-    </w:p>
-    <w:p>
-      <w:pPr>
-        <w:pStyle w:val="ListBullet"/>
-        <w:spacing w:line="240" w:lineRule="auto"/>
-        <w:ind w:left="720"/>
-      </w:pPr>
-      <w:r>
-        <w:rPr>
-          <w:lang w:val="zh_TW" w:bidi="zh_TW"/>
-        </w:rPr>
-      </w:r>
-      <w:r>
-        <w:rPr>
-          <w:lang w:val="zh_TW" w:bidi="zh_TW"/>
-        </w:rPr>
-        <w:t>箴言21:24</w:t>
-      </w:r>
-    </w:p>
-    <w:p>
-      <w:pPr>
-        <w:pStyle w:val="ListBullet"/>
-        <w:spacing w:line="240" w:lineRule="auto"/>
-        <w:ind w:left="720"/>
-      </w:pPr>
-      <w:r>
-        <w:rPr>
-          <w:lang w:val="zh_TW" w:bidi="zh_TW"/>
-        </w:rPr>
-      </w:r>
-      <w:r>
-        <w:rPr>
-          <w:lang w:val="zh_TW" w:bidi="zh_TW"/>
-        </w:rPr>
-        <w:t>詩篇131:1</w:t>
-      </w:r>
-    </w:p>
-    <w:p>
-      <w:pPr>
-        <w:pStyle w:val="Heading3"/>
-      </w:pPr>
-      <w:r>
-        <w:rPr>
-          <w:lang w:val="zh_TW" w:bidi="zh_TW"/>
-        </w:rPr>
-        <w:t>原文參照：</w:t>
-      </w:r>
-    </w:p>
-    <w:p>
-      <w:pPr>
-        <w:pStyle w:val="ListBullet"/>
-        <w:spacing w:line="240" w:lineRule="auto"/>
-        <w:ind w:left="720"/>
-      </w:pPr>
-      <w:r>
-        <w:rPr>
-          <w:lang w:val="zh_TW" w:bidi="zh_TW"/>
-        </w:rPr>
-      </w:r>
-      <w:r>
-        <w:rPr>
-          <w:lang w:val="zh_TW" w:bidi="zh_TW"/>
-        </w:rPr>
-        <w:t>史特朗號：H1361，H1363，H1364，H3093，H7312</w:t>
-      </w:r>
-      <w:r>
-        <w:rPr>
-          <w:lang w:val="zh_TW" w:bidi="zh_TW"/>
-        </w:rPr>
-      </w:r>
-      <w:r>
-        <w:rPr>
-          <w:lang w:val="zh_TW" w:bidi="zh_TW"/>
-        </w:rPr>
-      </w:r>
-    </w:p>
-    <w:p>
-      <w:pPr/>
-      <w:r>
-        <w:rPr>
-          <w:lang w:val="zh_TW" w:bidi="zh_TW"/>
-        </w:rPr>
-      </w:r>
-    </w:p>
-    <w:p>
-      <w:pPr>
-        <w:pStyle w:val="Heading2"/>
-      </w:pPr>
-      <w:r>
-        <w:rPr>
-          <w:lang w:val="zh_TW" w:bidi="zh_TW"/>
-        </w:rPr>
-        <w:t>高舉</w:t>
-      </w:r>
-      <w:r>
-        <w:rPr>
-          <w:lang w:val="zh_TW" w:bidi="zh_TW"/>
-        </w:rPr>
-      </w:r>
-    </w:p>
-    <w:p>
-      <w:pPr>
-        <w:pStyle w:val="Heading3"/>
-      </w:pPr>
-      <w:r>
-        <w:rPr>
-          <w:lang w:val="zh_TW" w:bidi="zh_TW"/>
-        </w:rPr>
-        <w:t>定義：</w:t>
-      </w:r>
-    </w:p>
-    <w:p>
-      <w:pPr/>
-      <w:r>
-        <w:rPr>
-          <w:lang w:val="zh_TW" w:bidi="zh_TW"/>
-        </w:rPr>
-      </w:r>
-      <w:r>
-        <w:rPr>
-          <w:lang w:val="zh_TW" w:bidi="zh_TW"/>
-        </w:rPr>
-        <w:t>「高舉」是指高度讚美和尊敬某人，也可以意味著將某人放在高位上。</w:t>
-      </w:r>
-    </w:p>
-    <w:p>
-      <w:pPr>
-        <w:pStyle w:val="ListBullet"/>
-        <w:spacing w:line="240" w:lineRule="auto"/>
-        <w:ind w:left="720"/>
-      </w:pPr>
-      <w:r>
-        <w:rPr>
-          <w:lang w:val="zh_TW" w:bidi="zh_TW"/>
-        </w:rPr>
-      </w:r>
-      <w:r>
-        <w:rPr>
-          <w:lang w:val="zh_TW" w:bidi="zh_TW"/>
-        </w:rPr>
-        <w:t>在聖經中，「高舉」這個詞最常用於尊崇神。</w:t>
-      </w:r>
-    </w:p>
-    <w:p>
-      <w:pPr>
-        <w:pStyle w:val="ListBullet"/>
-        <w:spacing w:line="240" w:lineRule="auto"/>
-        <w:ind w:left="720"/>
-      </w:pPr>
-      <w:r>
-        <w:rPr>
-          <w:lang w:val="zh_TW" w:bidi="zh_TW"/>
-        </w:rPr>
-      </w:r>
-      <w:r>
-        <w:rPr>
-          <w:lang w:val="zh_TW" w:bidi="zh_TW"/>
-        </w:rPr>
-        <w:t>當一個人自我高舉時，意味著他以驕傲或自大的態度看待自己。</w:t>
-      </w:r>
-    </w:p>
-    <w:p>
-      <w:pPr>
-        <w:pStyle w:val="Heading3"/>
-      </w:pPr>
-      <w:r>
-        <w:rPr>
-          <w:lang w:val="zh_TW" w:bidi="zh_TW"/>
-        </w:rPr>
-        <w:t>翻譯相關建議：</w:t>
-      </w:r>
-    </w:p>
-    <w:p>
-      <w:pPr>
-        <w:pStyle w:val="ListBullet"/>
-        <w:spacing w:line="240" w:lineRule="auto"/>
-        <w:ind w:left="720"/>
-      </w:pPr>
-      <w:r>
-        <w:rPr>
-          <w:lang w:val="zh_TW" w:bidi="zh_TW"/>
-        </w:rPr>
-      </w:r>
-      <w:r>
-        <w:rPr>
-          <w:lang w:val="zh_TW" w:bidi="zh_TW"/>
-        </w:rPr>
-        <w:t>「高舉」可以翻譯為「高度讚美」、或「大大尊崇」、或「頌揚」、或「高度稱讚」。</w:t>
-      </w:r>
-    </w:p>
-    <w:p>
-      <w:pPr>
-        <w:pStyle w:val="ListBullet"/>
-        <w:spacing w:line="240" w:lineRule="auto"/>
-        <w:ind w:left="720"/>
-      </w:pPr>
-      <w:r>
-        <w:rPr>
-          <w:lang w:val="zh_TW" w:bidi="zh_TW"/>
-        </w:rPr>
-      </w:r>
-      <w:r>
-        <w:rPr>
-          <w:lang w:val="zh_TW" w:bidi="zh_TW"/>
-        </w:rPr>
-        <w:t>在某些情境中，它可以翻譯為「提升地位」或「給予更多的榮耀」或「驕傲地談論」。</w:t>
-      </w:r>
-    </w:p>
-    <w:p>
-      <w:pPr>
-        <w:pStyle w:val="ListBullet"/>
-        <w:spacing w:line="240" w:lineRule="auto"/>
-        <w:ind w:left="720"/>
-      </w:pPr>
-      <w:r>
-        <w:rPr>
-          <w:lang w:val="zh_TW" w:bidi="zh_TW"/>
-        </w:rPr>
-      </w:r>
-      <w:r>
-        <w:rPr>
-          <w:lang w:val="zh_TW" w:bidi="zh_TW"/>
-        </w:rPr>
-        <w:t>「不要高舉自己」也可以翻譯為「不要自視過高」或「不要自誇」。</w:t>
-      </w:r>
-    </w:p>
-    <w:p>
-      <w:pPr>
-        <w:pStyle w:val="ListBullet"/>
-        <w:spacing w:line="240" w:lineRule="auto"/>
-        <w:ind w:left="720"/>
-      </w:pPr>
-      <w:r>
-        <w:rPr>
-          <w:lang w:val="zh_TW" w:bidi="zh_TW"/>
-        </w:rPr>
-      </w:r>
-      <w:r>
-        <w:rPr>
-          <w:lang w:val="zh_TW" w:bidi="zh_TW"/>
-        </w:rPr>
-        <w:t>「那些自我高舉的人」也可以翻譯為「那些自以為是的人」或「那些自誇的人」。</w:t>
-      </w:r>
-    </w:p>
-    <w:p>
-      <w:pPr/>
-      <w:r>
-        <w:rPr>
-          <w:lang w:val="zh_TW" w:bidi="zh_TW"/>
-        </w:rPr>
-      </w:r>
-      <w:r>
-        <w:rPr>
-          <w:lang w:val="zh_TW" w:bidi="zh_TW"/>
-        </w:rPr>
-        <w:t>（另見：</w:t>
-      </w:r>
-      <w:r>
-        <w:rPr>
-          <w:lang w:val="zh_TW" w:bidi="zh_TW"/>
-        </w:rPr>
-        <w:t>讚美，</w:t>
-      </w:r>
-      <w:r>
-        <w:rPr>
-          <w:lang w:val="zh_TW" w:bidi="zh_TW"/>
-        </w:rPr>
-        <w:t>敬拜</w:t>
-      </w:r>
-      <w:r>
-        <w:rPr>
-          <w:lang w:val="zh_TW" w:bidi="zh_TW"/>
-        </w:rPr>
-        <w:t>，</w:t>
-      </w:r>
-      <w:r>
-        <w:rPr>
-          <w:lang w:val="zh_TW" w:bidi="zh_TW"/>
-        </w:rPr>
         <w:t>榮耀</w:t>
       </w:r>
       <w:r>
         <w:rPr>
           <w:lang w:val="zh_TW" w:bidi="zh_TW"/>
         </w:rPr>
-        <w:t>，</w:t>
-      </w:r>
-      <w:r>
-        <w:rPr>
-          <w:lang w:val="zh_TW" w:bidi="zh_TW"/>
-        </w:rPr>
-        <w:t>誇耀</w:t>
-      </w:r>
-      <w:r>
-        <w:rPr>
-          <w:lang w:val="zh_TW" w:bidi="zh_TW"/>
-        </w:rPr>
-        <w:t>，</w:t>
+        <w:t>，誇耀，</w:t>
       </w:r>
       <w:r>
         <w:rPr>
